--- a/Reportes Lecturas/Reporte 4 - Guía Git y Github en VSCode.docx
+++ b/Reportes Lecturas/Reporte 4 - Guía Git y Github en VSCode.docx
@@ -15,14 +15,7 @@
           <w:b/>
           <w:bCs/>
         </w:rPr>
-        <w:t xml:space="preserve">Reporte 4 - </w:t>
-      </w:r>
-      <w:r>
-        <w:rPr>
-          <w:b/>
-          <w:bCs/>
-        </w:rPr>
-        <w:t xml:space="preserve">Guía Git y </w:t>
+        <w:t xml:space="preserve">Reporte 4 - Guía Git y </w:t>
       </w:r>
       <w:proofErr w:type="spellStart"/>
       <w:r>
@@ -50,7 +43,19 @@
       </w:r>
       <w:proofErr w:type="spellEnd"/>
     </w:p>
-    <w:p/>
+    <w:p>
+      <w:pPr>
+        <w:jc w:val="center"/>
+      </w:pPr>
+      <w:r>
+        <w:t>Sebastián Aguilar Benavides</w:t>
+      </w:r>
+    </w:p>
+    <w:p>
+      <w:pPr>
+        <w:jc w:val="center"/>
+      </w:pPr>
+    </w:p>
     <w:p>
       <w:r>
         <w:t xml:space="preserve">Este video me pareció muy interesante por algo en particular, </w:t>
@@ -776,6 +781,7 @@
   <w:style w:type="character" w:default="1" w:styleId="Fuentedeprrafopredeter">
     <w:name w:val="Default Paragraph Font"/>
     <w:uiPriority w:val="1"/>
+    <w:semiHidden/>
     <w:unhideWhenUsed/>
   </w:style>
   <w:style w:type="table" w:default="1" w:styleId="Tablanormal">
